--- a/resume/Kishore-Prakash-Resume-Detailed.docx
+++ b/resume/Kishore-Prakash-Resume-Detailed.docx
@@ -3007,7 +3007,7 @@
         <w:rPr>
           <w:b/>
         </w:rPr>
-        <w:t>Recognition — “Accountability”</w:t>
+        <w:t>Spot On — “Accountability”</w:t>
       </w:r>
       <w:r>
         <w:rPr>
